--- a/C_codespace/2 kurs/3-rd senester/Algorithms and data structure/2-nd lab/Vlad/БПИ24-02_Гордов_В._Лабораторная_работа_№2.docx
+++ b/C_codespace/2 kurs/3-rd senester/Algorithms and data structure/2-nd lab/Vlad/БПИ24-02_Гордов_В._Лабораторная_работа_№2.docx
@@ -550,7 +550,7 @@
           <w:u w:val="single"/>
           <w:lang w:eastAsia="ru-RU"/>
         </w:rPr>
-        <w:t xml:space="preserve"> — </w:t>
+        <w:t>-</w:t>
       </w:r>
       <w:r>
         <w:rPr>
@@ -1045,6 +1045,9 @@
         <w:jc w:val="center"/>
       </w:pPr>
       <w:r>
+        <w:rPr>
+          <w:noProof/>
+        </w:rPr>
         <w:drawing>
           <wp:inline distT="0" distB="0" distL="0" distR="0" wp14:anchorId="3DCD9944" wp14:editId="137D8CD0">
             <wp:extent cx="3972479" cy="1238423"/>
@@ -1185,6 +1188,9 @@
         <w:jc w:val="center"/>
       </w:pPr>
       <w:r>
+        <w:rPr>
+          <w:noProof/>
+        </w:rPr>
         <w:lastRenderedPageBreak/>
         <w:drawing>
           <wp:inline distT="0" distB="0" distL="0" distR="0" wp14:anchorId="31A0AD8C" wp14:editId="178B2F80">
@@ -1265,6 +1271,9 @@
         <w:t>часть 1</w:t>
       </w:r>
       <w:r>
+        <w:rPr>
+          <w:noProof/>
+        </w:rPr>
         <w:drawing>
           <wp:inline distT="0" distB="0" distL="0" distR="0" wp14:anchorId="44FD89AA" wp14:editId="699964B6">
             <wp:extent cx="5940425" cy="2567940"/>
@@ -1376,13 +1385,13 @@
         <w:t xml:space="preserve"> (</w:t>
       </w:r>
       <w:r>
-        <w:t xml:space="preserve">Рисунки 4 </w:t>
-      </w:r>
-      <w:r>
-        <w:t xml:space="preserve"> — </w:t>
-      </w:r>
-      <w:r>
-        <w:t xml:space="preserve"> 6</w:t>
+        <w:t>Рисунки 4</w:t>
+      </w:r>
+      <w:r>
+        <w:t>-</w:t>
+      </w:r>
+      <w:r>
+        <w:t>6</w:t>
       </w:r>
       <w:r>
         <w:t>)</w:t>
@@ -1392,6 +1401,7 @@
       </w:r>
       <w:r>
         <w:rPr>
+          <w:noProof/>
           <w:lang w:val="en-US"/>
         </w:rPr>
         <w:drawing>
@@ -1436,7 +1446,6 @@
         <w:pStyle w:val="af2"/>
       </w:pPr>
       <w:r>
-        <w:lastRenderedPageBreak/>
         <w:t xml:space="preserve">Рисунок </w:t>
       </w:r>
       <w:fldSimple w:instr=" SEQ Рисунок \* ARABIC ">
@@ -1471,10 +1480,12 @@
           <w:noProof/>
           <w14:ligatures w14:val="standardContextual"/>
         </w:rPr>
+        <w:lastRenderedPageBreak/>
         <w:t xml:space="preserve"> </w:t>
       </w:r>
       <w:r>
         <w:rPr>
+          <w:noProof/>
           <w:lang w:val="en-US"/>
         </w:rPr>
         <w:drawing>
@@ -1530,10 +1541,7 @@
         </w:r>
       </w:fldSimple>
       <w:r>
-        <w:t xml:space="preserve"> </w:t>
-      </w:r>
-      <w:r>
-        <w:t xml:space="preserve">— Функция </w:t>
+        <w:t xml:space="preserve"> — Функция </w:t>
       </w:r>
       <w:r>
         <w:t>прямой сортировки слиянием</w:t>
@@ -1542,10 +1550,7 @@
         <w:t xml:space="preserve"> — </w:t>
       </w:r>
       <w:r>
-        <w:t xml:space="preserve">часть </w:t>
-      </w:r>
-      <w:r>
-        <w:t>2</w:t>
+        <w:t>часть 2</w:t>
       </w:r>
     </w:p>
     <w:p>
@@ -1620,10 +1625,7 @@
         </w:r>
       </w:fldSimple>
       <w:r>
-        <w:t xml:space="preserve"> </w:t>
-      </w:r>
-      <w:r>
-        <w:t xml:space="preserve">— Функция </w:t>
+        <w:t xml:space="preserve"> — Функция </w:t>
       </w:r>
       <w:r>
         <w:t>прямой сортировки слиянием</w:t>
@@ -1632,10 +1634,7 @@
         <w:t xml:space="preserve"> — </w:t>
       </w:r>
       <w:r>
-        <w:t xml:space="preserve">часть </w:t>
-      </w:r>
-      <w:r>
-        <w:t>3</w:t>
+        <w:t>часть 3</w:t>
       </w:r>
     </w:p>
     <w:p>
@@ -1646,7 +1645,7 @@
         <w:t>сбалансированной многопутевой сортировки (Рисунки 7</w:t>
       </w:r>
       <w:r>
-        <w:t xml:space="preserve"> — </w:t>
+        <w:t>-</w:t>
       </w:r>
       <w:r>
         <w:t>9).</w:t>
@@ -1663,6 +1662,9 @@
         <w:jc w:val="center"/>
       </w:pPr>
       <w:r>
+        <w:rPr>
+          <w:noProof/>
+        </w:rPr>
         <w:lastRenderedPageBreak/>
         <w:drawing>
           <wp:inline distT="0" distB="0" distL="0" distR="0" wp14:anchorId="087BF5F6" wp14:editId="169798BD">
@@ -1733,6 +1735,9 @@
         <w:jc w:val="center"/>
       </w:pPr>
       <w:r>
+        <w:rPr>
+          <w:noProof/>
+        </w:rPr>
         <w:lastRenderedPageBreak/>
         <w:drawing>
           <wp:inline distT="0" distB="0" distL="0" distR="0" wp14:anchorId="16F500DE" wp14:editId="3AEB9173">
@@ -1793,10 +1798,7 @@
         <w:t xml:space="preserve"> — </w:t>
       </w:r>
       <w:r>
-        <w:t xml:space="preserve">часть </w:t>
-      </w:r>
-      <w:r>
-        <w:t>2</w:t>
+        <w:t>часть 2</w:t>
       </w:r>
     </w:p>
     <w:p>
@@ -1806,6 +1808,9 @@
         <w:jc w:val="center"/>
       </w:pPr>
       <w:r>
+        <w:rPr>
+          <w:noProof/>
+        </w:rPr>
         <w:lastRenderedPageBreak/>
         <w:drawing>
           <wp:inline distT="0" distB="0" distL="0" distR="0" wp14:anchorId="0B4F2B85" wp14:editId="30BE2C1A">
@@ -1866,10 +1871,7 @@
         <w:t xml:space="preserve"> — </w:t>
       </w:r>
       <w:r>
-        <w:t xml:space="preserve">часть </w:t>
-      </w:r>
-      <w:r>
-        <w:t>3</w:t>
+        <w:t>часть 3</w:t>
       </w:r>
     </w:p>
     <w:p>
@@ -1883,7 +1885,7 @@
         <w:t>Рисунки 10</w:t>
       </w:r>
       <w:r>
-        <w:t xml:space="preserve"> — </w:t>
+        <w:t>-</w:t>
       </w:r>
       <w:r>
         <w:t>11</w:t>
@@ -1902,6 +1904,9 @@
         <w:jc w:val="center"/>
       </w:pPr>
       <w:r>
+        <w:rPr>
+          <w:noProof/>
+        </w:rPr>
         <w:lastRenderedPageBreak/>
         <w:drawing>
           <wp:inline distT="0" distB="0" distL="0" distR="0" wp14:anchorId="36DDBF78" wp14:editId="16D42327">
@@ -2088,7 +2093,7 @@
         <w:t>(Рисунки 12</w:t>
       </w:r>
       <w:r>
-        <w:t xml:space="preserve"> — </w:t>
+        <w:t>-</w:t>
       </w:r>
       <w:r>
         <w:t>15</w:t>
@@ -2140,13 +2145,7 @@
       </w:r>
       <w:r>
         <w:lastRenderedPageBreak/>
-        <w:t>консоль выводится статистика (</w:t>
-      </w:r>
-      <w:r>
-        <w:t>время сортировки, количество сравнений и количество перестановок</w:t>
-      </w:r>
-      <w:r>
-        <w:t>).</w:t>
+        <w:t>консоль выводится статистика (время сортировки, количество сравнений и количество перестановок).</w:t>
       </w:r>
     </w:p>
     <w:p>
@@ -2156,6 +2155,9 @@
         <w:jc w:val="center"/>
       </w:pPr>
       <w:r>
+        <w:rPr>
+          <w:noProof/>
+        </w:rPr>
         <w:drawing>
           <wp:inline distT="0" distB="0" distL="0" distR="0" wp14:anchorId="2B19B975" wp14:editId="6774FDA7">
             <wp:extent cx="4486275" cy="5750673"/>
@@ -2215,6 +2217,9 @@
         <w:t xml:space="preserve"> — Метод сортировки одного файла с данными</w:t>
       </w:r>
       <w:r>
+        <w:rPr>
+          <w:noProof/>
+        </w:rPr>
         <w:drawing>
           <wp:inline distT="0" distB="0" distL="0" distR="0" wp14:anchorId="7E84092F" wp14:editId="2A614869">
             <wp:extent cx="2791215" cy="2400635"/>
@@ -2286,6 +2291,9 @@
         <w:ind w:firstLine="0"/>
       </w:pPr>
       <w:r>
+        <w:rPr>
+          <w:noProof/>
+        </w:rPr>
         <w:lastRenderedPageBreak/>
         <w:drawing>
           <wp:inline distT="0" distB="0" distL="0" distR="0" wp14:anchorId="61F633DF" wp14:editId="030F59BE">
@@ -2404,44 +2412,19 @@
       <w:r>
         <w:t xml:space="preserve">Рисунок </w:t>
       </w:r>
-      <w:r>
-        <w:fldChar w:fldCharType="begin"/>
-      </w:r>
-      <w:r>
-        <w:instrText xml:space="preserve"> SEQ Рисунок \* ARABIC </w:instrText>
-      </w:r>
-      <w:r>
-        <w:fldChar w:fldCharType="separate"/>
-      </w:r>
+      <w:fldSimple w:instr=" SEQ Рисунок \* ARABIC ">
+        <w:r>
+          <w:rPr>
+            <w:noProof/>
+          </w:rPr>
+          <w:t>15</w:t>
+        </w:r>
+      </w:fldSimple>
       <w:r>
         <w:rPr>
           <w:noProof/>
         </w:rPr>
-        <w:t>15</w:t>
-      </w:r>
-      <w:r>
-        <w:rPr>
-          <w:noProof/>
-        </w:rPr>
-        <w:fldChar w:fldCharType="end"/>
-      </w:r>
-      <w:r>
-        <w:rPr>
-          <w:noProof/>
-        </w:rPr>
-        <w:t xml:space="preserve"> — Последовательность данных </w:t>
-      </w:r>
-      <w:r>
-        <w:rPr>
-          <w:noProof/>
-        </w:rPr>
-        <w:t>после</w:t>
-      </w:r>
-      <w:r>
-        <w:rPr>
-          <w:noProof/>
-        </w:rPr>
-        <w:t xml:space="preserve"> сортировки</w:t>
+        <w:t xml:space="preserve"> — Последовательность данных после сортировки</w:t>
       </w:r>
     </w:p>
     <w:p>
@@ -2452,7 +2435,7 @@
         <w:t>Рисунки 16</w:t>
       </w:r>
       <w:r>
-        <w:t xml:space="preserve"> — </w:t>
+        <w:t>-</w:t>
       </w:r>
       <w:r>
         <w:t>19</w:t>
@@ -2516,6 +2499,9 @@
         <w:jc w:val="center"/>
       </w:pPr>
       <w:r>
+        <w:rPr>
+          <w:noProof/>
+        </w:rPr>
         <w:lastRenderedPageBreak/>
         <w:drawing>
           <wp:inline distT="0" distB="0" distL="0" distR="0" wp14:anchorId="5A222DC0" wp14:editId="74C13BCF">
@@ -2570,13 +2556,7 @@
         </w:r>
       </w:fldSimple>
       <w:r>
-        <w:t xml:space="preserve"> </w:t>
-      </w:r>
-      <w:r>
-        <w:t xml:space="preserve">— Метод </w:t>
-      </w:r>
-      <w:r>
-        <w:t>накопления статистических данных</w:t>
+        <w:t xml:space="preserve"> — Метод накопления статистических данных</w:t>
       </w:r>
       <w:r>
         <w:t xml:space="preserve"> — </w:t>
@@ -2592,6 +2572,9 @@
         <w:jc w:val="center"/>
       </w:pPr>
       <w:r>
+        <w:rPr>
+          <w:noProof/>
+        </w:rPr>
         <w:lastRenderedPageBreak/>
         <w:drawing>
           <wp:inline distT="0" distB="0" distL="0" distR="0" wp14:anchorId="405253E1" wp14:editId="3168C04C">
@@ -2660,10 +2643,7 @@
         <w:t xml:space="preserve"> — </w:t>
       </w:r>
       <w:r>
-        <w:t xml:space="preserve">часть </w:t>
-      </w:r>
-      <w:r>
-        <w:t>2</w:t>
+        <w:t>часть 2</w:t>
       </w:r>
     </w:p>
     <w:bookmarkEnd w:id="2"/>
@@ -2674,6 +2654,9 @@
         <w:jc w:val="center"/>
       </w:pPr>
       <w:r>
+        <w:rPr>
+          <w:noProof/>
+        </w:rPr>
         <w:drawing>
           <wp:inline distT="0" distB="0" distL="0" distR="0" wp14:anchorId="2E78A6F4" wp14:editId="65A99AA8">
             <wp:extent cx="3877216" cy="4420217"/>
@@ -2745,6 +2728,9 @@
         <w:jc w:val="center"/>
       </w:pPr>
       <w:r>
+        <w:rPr>
+          <w:noProof/>
+        </w:rPr>
         <w:lastRenderedPageBreak/>
         <w:drawing>
           <wp:inline distT="0" distB="0" distL="0" distR="0" wp14:anchorId="2F48220E" wp14:editId="7D4F4B20">
@@ -2842,7 +2828,10 @@
         <w:t xml:space="preserve">размер </w:t>
       </w:r>
       <w:r>
-        <w:t xml:space="preserve">последовательности — </w:t>
+        <w:t>последовательности</w:t>
+      </w:r>
+      <w:r>
+        <w:t xml:space="preserve"> — </w:t>
       </w:r>
       <w:r>
         <w:t>15000</w:t>
@@ -2998,6 +2987,9 @@
         <w:jc w:val="center"/>
       </w:pPr>
       <w:r>
+        <w:rPr>
+          <w:noProof/>
+        </w:rPr>
         <w:drawing>
           <wp:inline distT="0" distB="0" distL="0" distR="0" wp14:anchorId="7986D02D" wp14:editId="748EE100">
             <wp:extent cx="5219700" cy="3869778"/>
@@ -3185,6 +3177,7 @@
       <w:r>
         <w:rPr>
           <w:i/>
+          <w:noProof/>
         </w:rPr>
         <w:lastRenderedPageBreak/>
         <w:drawing>
@@ -3482,16 +3475,7 @@
     <w:p>
       <w:r>
         <w:lastRenderedPageBreak/>
-        <w:t>По итогам тестирования методов</w:t>
-      </w:r>
-      <w:r>
-        <w:t xml:space="preserve"> сортировки</w:t>
-      </w:r>
-      <w:r>
-        <w:t xml:space="preserve"> было выяснено,</w:t>
-      </w:r>
-      <w:r>
-        <w:t xml:space="preserve"> что сортировка методом сбалансированного многопутевого слияния при использованных параметрах выполняется в среднем </w:t>
+        <w:t xml:space="preserve">По итогам тестирования методов сортировки было выяснено, что сортировка методом сбалансированного многопутевого слияния при использованных параметрах выполняется в среднем </w:t>
       </w:r>
       <w:r>
         <w:t>на 93%</w:t>
@@ -4619,6 +4603,7 @@
   <w:style w:type="character" w:default="1" w:styleId="a0">
     <w:name w:val="Default Paragraph Font"/>
     <w:uiPriority w:val="1"/>
+    <w:semiHidden/>
     <w:unhideWhenUsed/>
   </w:style>
   <w:style w:type="table" w:default="1" w:styleId="a1">
